--- a/atelier/atelier_110.docx
+++ b/atelier/atelier_110.docx
@@ -441,7 +441,7 @@
           </w:tcPr>
           <w:p>
             <w:r>
-              <w:t xml:space="preserve">Flags systématisés (#109), outil en place (#107)</w:t>
+              <w:t xml:space="preserve">Flags systématisés, outil en place</w:t>
             </w:r>
           </w:p>
         </w:tc>
@@ -520,7 +520,7 @@
         <w:spacing w:after="80"/>
       </w:pPr>
       <w:r>
-        <w:t xml:space="preserve">Le targeting fait du flag un instrument de pilotage, pas juste un interrupteur : avec lui, on ne décide plus seulement SI une fonctionnalité est active, mais POUR QUI et DANS QUELLE PROPORTION. C’est le plein potentiel du feature flag — et ce qui justifie d’avoir adopté un vrai outil (#107).</w:t>
+        <w:t xml:space="preserve">Le targeting fait du flag un instrument de pilotage, pas juste un interrupteur : avec lui, on ne décide plus seulement SI une fonctionnalité est active, mais POUR QUI et DANS QUELLE PROPORTION. C’est le plein potentiel du feature flag — et ce qui justifie d’avoir adopté un vrai outil.</w:t>
       </w:r>
     </w:p>
     <w:p>
@@ -591,27 +591,27 @@
                 <w:sz w:val="18"/>
                 <w:szCs w:val="18"/>
               </w:rPr>
-              <w:t xml:space="preserve">  PAR POURCENTAGE (rollout progressif)</w:t>
-            </w:r>
-          </w:p>
-          <w:p>
-            <w:r>
-              <w:rPr>
-                <w:rFonts w:ascii="Consolas" w:cs="Consolas" w:eastAsia="Consolas" w:hAnsi="Consolas"/>
-                <w:sz w:val="18"/>
-                <w:szCs w:val="18"/>
-              </w:rPr>
-              <w:t xml:space="preserve">    1% -&gt; 10% -&gt; 50% -&gt; 100%, en surveillant à chaque palier</w:t>
-            </w:r>
-          </w:p>
-          <w:p>
-            <w:r>
-              <w:rPr>
-                <w:rFonts w:ascii="Consolas" w:cs="Consolas" w:eastAsia="Consolas" w:hAnsi="Consolas"/>
-                <w:sz w:val="18"/>
-                <w:szCs w:val="18"/>
-              </w:rPr>
-              <w:t xml:space="preserve">    -&gt; dilue le risque d'une nouvelle fonctionnalité</w:t>
+              <w:t xml:space="preserve"> PAR POURCENTAGE (rollout progressif)</w:t>
+            </w:r>
+          </w:p>
+          <w:p>
+            <w:r>
+              <w:rPr>
+                <w:rFonts w:ascii="Consolas" w:cs="Consolas" w:eastAsia="Consolas" w:hAnsi="Consolas"/>
+                <w:sz w:val="18"/>
+                <w:szCs w:val="18"/>
+              </w:rPr>
+              <w:t xml:space="preserve"> 1% -&gt; 10% -&gt; 50% -&gt; 100%, en surveillant à chaque palier</w:t>
+            </w:r>
+          </w:p>
+          <w:p>
+            <w:r>
+              <w:rPr>
+                <w:rFonts w:ascii="Consolas" w:cs="Consolas" w:eastAsia="Consolas" w:hAnsi="Consolas"/>
+                <w:sz w:val="18"/>
+                <w:szCs w:val="18"/>
+              </w:rPr>
+              <w:t xml:space="preserve"> -&gt; dilue le risque d'une nouvelle fonctionnalité</w:t>
             </w:r>
           </w:p>
           <w:p>
@@ -631,37 +631,37 @@
                 <w:sz w:val="18"/>
                 <w:szCs w:val="18"/>
               </w:rPr>
-              <w:t xml:space="preserve">  PAR ENVIRONNEMENT</w:t>
-            </w:r>
-          </w:p>
-          <w:p>
-            <w:r>
-              <w:rPr>
-                <w:rFonts w:ascii="Consolas" w:cs="Consolas" w:eastAsia="Consolas" w:hAnsi="Consolas"/>
-                <w:sz w:val="18"/>
-                <w:szCs w:val="18"/>
-              </w:rPr>
-              <w:t xml:space="preserve">    actif en préprod, éteint en prod (validation)</w:t>
-            </w:r>
-          </w:p>
-          <w:p>
-            <w:r>
-              <w:rPr>
-                <w:rFonts w:ascii="Consolas" w:cs="Consolas" w:eastAsia="Consolas" w:hAnsi="Consolas"/>
-                <w:sz w:val="18"/>
-                <w:szCs w:val="18"/>
-              </w:rPr>
-              <w:t xml:space="preserve">    ou actif en prod pour l'équipe seulement (test réel)</w:t>
-            </w:r>
-          </w:p>
-          <w:p>
-            <w:r>
-              <w:rPr>
-                <w:rFonts w:ascii="Consolas" w:cs="Consolas" w:eastAsia="Consolas" w:hAnsi="Consolas"/>
-                <w:sz w:val="18"/>
-                <w:szCs w:val="18"/>
-              </w:rPr>
-              <w:t xml:space="preserve">    -&gt; valider avant d'exposer</w:t>
+              <w:t xml:space="preserve"> PAR ENVIRONNEMENT</w:t>
+            </w:r>
+          </w:p>
+          <w:p>
+            <w:r>
+              <w:rPr>
+                <w:rFonts w:ascii="Consolas" w:cs="Consolas" w:eastAsia="Consolas" w:hAnsi="Consolas"/>
+                <w:sz w:val="18"/>
+                <w:szCs w:val="18"/>
+              </w:rPr>
+              <w:t xml:space="preserve"> actif en préprod, éteint en prod (validation)</w:t>
+            </w:r>
+          </w:p>
+          <w:p>
+            <w:r>
+              <w:rPr>
+                <w:rFonts w:ascii="Consolas" w:cs="Consolas" w:eastAsia="Consolas" w:hAnsi="Consolas"/>
+                <w:sz w:val="18"/>
+                <w:szCs w:val="18"/>
+              </w:rPr>
+              <w:t xml:space="preserve"> ou actif en prod pour l'équipe seulement (test réel)</w:t>
+            </w:r>
+          </w:p>
+          <w:p>
+            <w:r>
+              <w:rPr>
+                <w:rFonts w:ascii="Consolas" w:cs="Consolas" w:eastAsia="Consolas" w:hAnsi="Consolas"/>
+                <w:sz w:val="18"/>
+                <w:szCs w:val="18"/>
+              </w:rPr>
+              <w:t xml:space="preserve"> -&gt; valider avant d'exposer</w:t>
             </w:r>
           </w:p>
           <w:p>
@@ -681,27 +681,27 @@
                 <w:sz w:val="18"/>
                 <w:szCs w:val="18"/>
               </w:rPr>
-              <w:t xml:space="preserve">  PAR UTILISATEUR / GROUPE</w:t>
-            </w:r>
-          </w:p>
-          <w:p>
-            <w:r>
-              <w:rPr>
-                <w:rFonts w:ascii="Consolas" w:cs="Consolas" w:eastAsia="Consolas" w:hAnsi="Consolas"/>
-                <w:sz w:val="18"/>
-                <w:szCs w:val="18"/>
-              </w:rPr>
-              <w:t xml:space="preserve">    actif pour l'équipe, un groupe pilote, des bêta-testeurs</w:t>
-            </w:r>
-          </w:p>
-          <w:p>
-            <w:r>
-              <w:rPr>
-                <w:rFonts w:ascii="Consolas" w:cs="Consolas" w:eastAsia="Consolas" w:hAnsi="Consolas"/>
-                <w:sz w:val="18"/>
-                <w:szCs w:val="18"/>
-              </w:rPr>
-              <w:t xml:space="preserve">    -&gt; retour réel avant généralisation</w:t>
+              <w:t xml:space="preserve"> PAR UTILISATEUR / GROUPE</w:t>
+            </w:r>
+          </w:p>
+          <w:p>
+            <w:r>
+              <w:rPr>
+                <w:rFonts w:ascii="Consolas" w:cs="Consolas" w:eastAsia="Consolas" w:hAnsi="Consolas"/>
+                <w:sz w:val="18"/>
+                <w:szCs w:val="18"/>
+              </w:rPr>
+              <w:t xml:space="preserve"> actif pour l'équipe, un groupe pilote, des bêta-testeurs</w:t>
+            </w:r>
+          </w:p>
+          <w:p>
+            <w:r>
+              <w:rPr>
+                <w:rFonts w:ascii="Consolas" w:cs="Consolas" w:eastAsia="Consolas" w:hAnsi="Consolas"/>
+                <w:sz w:val="18"/>
+                <w:szCs w:val="18"/>
+              </w:rPr>
+              <w:t xml:space="preserve"> -&gt; retour réel avant généralisation</w:t>
             </w:r>
           </w:p>
           <w:p>
@@ -721,27 +721,27 @@
                 <w:sz w:val="18"/>
                 <w:szCs w:val="18"/>
               </w:rPr>
-              <w:t xml:space="preserve">  Surveiller à chaque palier : si problème, on coupe (kill</w:t>
-            </w:r>
-          </w:p>
-          <w:p>
-            <w:r>
-              <w:rPr>
-                <w:rFonts w:ascii="Consolas" w:cs="Consolas" w:eastAsia="Consolas" w:hAnsi="Consolas"/>
-                <w:sz w:val="18"/>
-                <w:szCs w:val="18"/>
-              </w:rPr>
-              <w:t xml:space="preserve">  switch) avant d'élargir. Le targeting + la surveillance</w:t>
-            </w:r>
-          </w:p>
-          <w:p>
-            <w:r>
-              <w:rPr>
-                <w:rFonts w:ascii="Consolas" w:cs="Consolas" w:eastAsia="Consolas" w:hAnsi="Consolas"/>
-                <w:sz w:val="18"/>
-                <w:szCs w:val="18"/>
-              </w:rPr>
-              <w:t xml:space="preserve">  = sortie maîtrisée.</w:t>
+              <w:t xml:space="preserve"> Surveiller à chaque palier : si problème, on coupe (kill</w:t>
+            </w:r>
+          </w:p>
+          <w:p>
+            <w:r>
+              <w:rPr>
+                <w:rFonts w:ascii="Consolas" w:cs="Consolas" w:eastAsia="Consolas" w:hAnsi="Consolas"/>
+                <w:sz w:val="18"/>
+                <w:szCs w:val="18"/>
+              </w:rPr>
+              <w:t xml:space="preserve"> switch) avant d'élargir. Le targeting + la surveillance</w:t>
+            </w:r>
+          </w:p>
+          <w:p>
+            <w:r>
+              <w:rPr>
+                <w:rFonts w:ascii="Consolas" w:cs="Consolas" w:eastAsia="Consolas" w:hAnsi="Consolas"/>
+                <w:sz w:val="18"/>
+                <w:szCs w:val="18"/>
+              </w:rPr>
+              <w:t xml:space="preserve"> = sortie maîtrisée.</w:t>
             </w:r>
           </w:p>
         </w:tc>
@@ -791,7 +791,7 @@
         <w:spacing w:after="80"/>
       </w:pPr>
       <w:r>
-        <w:t xml:space="preserve">Configurer le targeting dans l’outil : mettre en place, dans l’outil de flags (#107), l’activation par pourcentage / environnement / utilisateur selon la stratégie. C’est la traduction concrète, que l’outil rend possible (et que les variables d’env ne permettaient pas).</w:t>
+        <w:t xml:space="preserve">Configurer le targeting dans l’outil : mettre en place, dans l’outil de flags, l’activation par pourcentage / environnement / utilisateur selon la stratégie. C’est la traduction concrète, que l’outil rend possible (et que les variables d’env ne permettaient pas).</w:t>
       </w:r>
     </w:p>
     <w:p>
@@ -1096,7 +1096,7 @@
         <w:spacing w:after="120"/>
       </w:pPr>
       <w:r>
-        <w:t xml:space="preserve">Avec le targeting, la question P01 est complète sur tout son gradient : comprendre le découplage (capsule #105), poser un premier flag (#106), adopter un outil (#107), migrer l’existant (#108), systématiser (#109), et cibler finement (#110). Les feature flags sont en place, outillés, systématisés et exploités à leur plein potentiel. Mais cette richesse a une contrepartie déjà signalée : plus de flags, donc plus de flags à retirer. C’est tout l’objet de la question suivante, P02 (nettoyage des flags obsolètes) — le pendant indispensable de la mise en place réussie ici.</w:t>
+        <w:t xml:space="preserve">Avec le targeting, la question P01 est complète sur tout son gradient : comprendre le découplage (capsule), poser un premier flag, adopter un outil, migrer l’existant, systématiser, et cibler finement. Les feature flags sont en place, outillés, systématisés et exploités à leur plein potentiel. Mais cette richesse a une contrepartie déjà signalée : plus de flags, donc plus de flags à retirer. C’est tout l’objet de la question suivante, P02 (nettoyage des flags obsolètes) — le pendant indispensable de la mise en place réussie ici.</w:t>
       </w:r>
     </w:p>
     <w:p>
